--- a/01 Tanakh/01 Torah/02 Shemot/Shemot 20.docx
+++ b/01 Tanakh/01 Torah/02 Shemot/Shemot 20.docx
@@ -22,7 +22,7 @@
           <w:szCs w:val="24"/>
           <w:rtl w:val="0"/>
         </w:rPr>
-        <w:t xml:space="preserve">(Book Title)</w:t>
+        <w:t xml:space="preserve">Shemot</w:t>
       </w:r>
     </w:p>
     <w:p>
@@ -43,7 +43,12 @@
           <w:szCs w:val="40"/>
           <w:rtl w:val="0"/>
         </w:rPr>
-        <w:t xml:space="preserve">1</w:t>
+        <w:t xml:space="preserve">20</w:t>
+      </w:r>
+      <w:r>
+        <w:rPr>
+          <w:rtl w:val="0"/>
+        </w:rPr>
       </w:r>
     </w:p>
     <w:p>
@@ -84,190 +89,702 @@
     </w:p>
     <w:p>
       <w:pPr>
-        <w:ind w:firstLine="720"/>
+        <w:ind w:left="0" w:firstLine="0"/>
+        <w:rPr>
+          <w:sz w:val="24"/>
+          <w:szCs w:val="24"/>
+        </w:rPr>
+      </w:pPr>
+      <w:r>
+        <w:rPr>
+          <w:rtl w:val="0"/>
+        </w:rPr>
+      </w:r>
+    </w:p>
+    <w:p>
+      <w:pPr>
+        <w:numPr>
+          <w:ilvl w:val="0"/>
+          <w:numId w:val="1"/>
+        </w:numPr>
+        <w:ind w:left="720" w:hanging="360"/>
+        <w:rPr>
+          <w:sz w:val="24"/>
+          <w:szCs w:val="24"/>
+          <w:u w:val="none"/>
+        </w:rPr>
+      </w:pPr>
+      <w:r>
+        <w:rPr>
+          <w:sz w:val="24"/>
+          <w:szCs w:val="24"/>
+          <w:rtl w:val="0"/>
+        </w:rPr>
+        <w:t xml:space="preserve">Then Elohei-Tva’ot spoke all these words saying,</w:t>
+      </w:r>
+    </w:p>
+    <w:p>
+      <w:pPr>
+        <w:numPr>
+          <w:ilvl w:val="0"/>
+          <w:numId w:val="1"/>
+        </w:numPr>
+        <w:ind w:left="720" w:hanging="360"/>
+        <w:rPr>
+          <w:sz w:val="24"/>
+          <w:szCs w:val="24"/>
+          <w:u w:val="none"/>
+        </w:rPr>
+      </w:pPr>
+      <w:r>
+        <w:rPr>
+          <w:sz w:val="24"/>
+          <w:szCs w:val="24"/>
+          <w:rtl w:val="0"/>
+        </w:rPr>
+        <w:t xml:space="preserve">“I am YIHOVEH ELOHECHA, who brought you out of the land of Egypt, out of the house of bondage.</w:t>
+      </w:r>
+    </w:p>
+    <w:p>
+      <w:pPr>
+        <w:numPr>
+          <w:ilvl w:val="0"/>
+          <w:numId w:val="1"/>
+        </w:numPr>
+        <w:ind w:left="720" w:hanging="360"/>
+        <w:rPr>
+          <w:sz w:val="24"/>
+          <w:szCs w:val="24"/>
+          <w:u w:val="none"/>
+        </w:rPr>
+      </w:pPr>
+      <w:r>
+        <w:rPr>
+          <w:sz w:val="24"/>
+          <w:szCs w:val="24"/>
+          <w:rtl w:val="0"/>
+        </w:rPr>
+        <w:t xml:space="preserve">“You shall have no other idols before Me.</w:t>
+      </w:r>
+    </w:p>
+    <w:p>
+      <w:pPr>
+        <w:numPr>
+          <w:ilvl w:val="0"/>
+          <w:numId w:val="1"/>
+        </w:numPr>
+        <w:ind w:left="720" w:hanging="360"/>
+        <w:rPr>
+          <w:sz w:val="24"/>
+          <w:szCs w:val="24"/>
+          <w:u w:val="none"/>
+        </w:rPr>
+      </w:pPr>
+      <w:r>
+        <w:rPr>
+          <w:sz w:val="24"/>
+          <w:szCs w:val="24"/>
+          <w:rtl w:val="0"/>
+        </w:rPr>
+        <w:t xml:space="preserve">Do not make for yourself a graven image , or any likeness of anything that is in heaven above or on the earth below or in the water under the earth.</w:t>
+      </w:r>
+    </w:p>
+    <w:p>
+      <w:pPr>
+        <w:numPr>
+          <w:ilvl w:val="0"/>
+          <w:numId w:val="1"/>
+        </w:numPr>
+        <w:ind w:left="720" w:hanging="360"/>
+        <w:rPr>
+          <w:sz w:val="24"/>
+          <w:szCs w:val="24"/>
+          <w:u w:val="none"/>
+        </w:rPr>
+      </w:pPr>
+      <w:r>
+        <w:rPr>
+          <w:sz w:val="24"/>
+          <w:szCs w:val="24"/>
+          <w:rtl w:val="0"/>
+        </w:rPr>
+        <w:t xml:space="preserve">Do not bow down to them, do not let anyone make you serve them. For I, YIHOVEH ELOHECHA, am a jealous </w:t>
+      </w:r>
+      <w:r>
+        <w:rPr>
+          <w:i w:val="1"/>
+          <w:iCs w:val="1"/>
+          <w:sz w:val="24"/>
+          <w:szCs w:val="24"/>
+          <w:rtl w:val="0"/>
+        </w:rPr>
+        <w:t xml:space="preserve">El</w:t>
+      </w:r>
+      <w:r>
+        <w:rPr>
+          <w:sz w:val="24"/>
+          <w:szCs w:val="24"/>
+          <w:rtl w:val="0"/>
+        </w:rPr>
+        <w:t xml:space="preserve">, bringing the iniquity of the fathers upon the children to the third and fourth generations of those who hate Me,</w:t>
+      </w:r>
+    </w:p>
+    <w:p>
+      <w:pPr>
+        <w:numPr>
+          <w:ilvl w:val="0"/>
+          <w:numId w:val="1"/>
+        </w:numPr>
+        <w:ind w:left="720" w:hanging="360"/>
+        <w:rPr>
+          <w:sz w:val="24"/>
+          <w:szCs w:val="24"/>
+          <w:u w:val="none"/>
+        </w:rPr>
+      </w:pPr>
+      <w:r>
+        <w:rPr>
+          <w:sz w:val="24"/>
+          <w:szCs w:val="24"/>
+          <w:rtl w:val="0"/>
+        </w:rPr>
+        <w:t xml:space="preserve">but showing lovingkindness to the thousands of generations of those who love Me and keep My mitzvot.</w:t>
+      </w:r>
+    </w:p>
+    <w:p>
+      <w:pPr>
+        <w:numPr>
+          <w:ilvl w:val="0"/>
+          <w:numId w:val="1"/>
+        </w:numPr>
+        <w:ind w:left="720" w:hanging="360"/>
+        <w:rPr>
+          <w:sz w:val="24"/>
+          <w:szCs w:val="24"/>
+          <w:u w:val="none"/>
+        </w:rPr>
+      </w:pPr>
+      <w:r>
+        <w:rPr>
+          <w:sz w:val="24"/>
+          <w:szCs w:val="24"/>
+          <w:rtl w:val="0"/>
+        </w:rPr>
+        <w:t xml:space="preserve">“You must not take the Name of YIHOVEH ELOHECHA in vain, for YIHOVEH will not hold him guiltless that takes His Name in vain.</w:t>
+      </w:r>
+    </w:p>
+    <w:p>
+      <w:pPr>
+        <w:numPr>
+          <w:ilvl w:val="0"/>
+          <w:numId w:val="1"/>
+        </w:numPr>
+        <w:ind w:left="720" w:hanging="360"/>
+        <w:rPr>
+          <w:sz w:val="24"/>
+          <w:szCs w:val="24"/>
+          <w:u w:val="none"/>
+        </w:rPr>
+      </w:pPr>
+      <w:r>
+        <w:rPr>
+          <w:sz w:val="24"/>
+          <w:szCs w:val="24"/>
+          <w:rtl w:val="0"/>
+        </w:rPr>
+        <w:t xml:space="preserve">“Remember Yom Shabbat, to keep it holy.</w:t>
+      </w:r>
+    </w:p>
+    <w:p>
+      <w:pPr>
+        <w:numPr>
+          <w:ilvl w:val="0"/>
+          <w:numId w:val="1"/>
+        </w:numPr>
+        <w:ind w:left="720" w:hanging="360"/>
+        <w:rPr>
+          <w:sz w:val="24"/>
+          <w:szCs w:val="24"/>
+          <w:u w:val="none"/>
+        </w:rPr>
+      </w:pPr>
+      <w:r>
+        <w:rPr>
+          <w:sz w:val="24"/>
+          <w:szCs w:val="24"/>
+          <w:rtl w:val="0"/>
+        </w:rPr>
+        <w:t xml:space="preserve">You are to work six days, and do all your work,</w:t>
+      </w:r>
+    </w:p>
+    <w:p>
+      <w:pPr>
+        <w:numPr>
+          <w:ilvl w:val="0"/>
+          <w:numId w:val="1"/>
+        </w:numPr>
+        <w:ind w:left="720" w:hanging="360"/>
+        <w:rPr>
+          <w:sz w:val="24"/>
+          <w:szCs w:val="24"/>
+          <w:u w:val="none"/>
+        </w:rPr>
+      </w:pPr>
+      <w:r>
+        <w:rPr>
+          <w:sz w:val="24"/>
+          <w:szCs w:val="24"/>
+          <w:rtl w:val="0"/>
+        </w:rPr>
+        <w:t xml:space="preserve">but the seventh day is a Shabbat to YIHOVEH ELOHECHA. In it you shall not do any work—not you, nor your son, your daughter, your male servant, your female servant, your cattle, nor the outsider that is within your gates.</w:t>
+      </w:r>
+    </w:p>
+    <w:p>
+      <w:pPr>
+        <w:numPr>
+          <w:ilvl w:val="0"/>
+          <w:numId w:val="1"/>
+        </w:numPr>
+        <w:ind w:left="720" w:hanging="360"/>
+        <w:rPr>
+          <w:sz w:val="24"/>
+          <w:szCs w:val="24"/>
+          <w:u w:val="none"/>
+        </w:rPr>
+      </w:pPr>
+      <w:r>
+        <w:rPr>
+          <w:sz w:val="24"/>
+          <w:szCs w:val="24"/>
+          <w:rtl w:val="0"/>
+        </w:rPr>
+        <w:t xml:space="preserve">For in six days YIHOVEH made heaven and earth, the sea, and all that is in them, and rested on the seventh day. Thus YIHOVEH blessed Yom Shabbat, and made it holy.</w:t>
+      </w:r>
+    </w:p>
+    <w:p>
+      <w:pPr>
+        <w:numPr>
+          <w:ilvl w:val="0"/>
+          <w:numId w:val="1"/>
+        </w:numPr>
+        <w:ind w:left="720" w:hanging="360"/>
+        <w:rPr>
+          <w:sz w:val="24"/>
+          <w:szCs w:val="24"/>
+          <w:u w:val="none"/>
+        </w:rPr>
+      </w:pPr>
+      <w:r>
+        <w:rPr>
+          <w:sz w:val="24"/>
+          <w:szCs w:val="24"/>
+          <w:rtl w:val="0"/>
+        </w:rPr>
+        <w:t xml:space="preserve">“Honor your father and your mother, so that your days may be long upon the land which YIHOVEH ELOHECHA is giving you.</w:t>
+      </w:r>
+    </w:p>
+    <w:p>
+      <w:pPr>
+        <w:numPr>
+          <w:ilvl w:val="0"/>
+          <w:numId w:val="1"/>
+        </w:numPr>
+        <w:ind w:left="720" w:hanging="360"/>
+        <w:rPr>
+          <w:sz w:val="24"/>
+          <w:szCs w:val="24"/>
+          <w:u w:val="none"/>
+        </w:rPr>
+      </w:pPr>
+      <w:r>
+        <w:rPr>
+          <w:sz w:val="24"/>
+          <w:szCs w:val="24"/>
+          <w:rtl w:val="0"/>
+        </w:rPr>
+        <w:t xml:space="preserve">“Do not murder.</w:t>
+      </w:r>
+    </w:p>
+    <w:p>
+      <w:pPr>
+        <w:numPr>
+          <w:ilvl w:val="0"/>
+          <w:numId w:val="1"/>
+        </w:numPr>
+        <w:ind w:left="720" w:hanging="360"/>
+        <w:rPr>
+          <w:sz w:val="24"/>
+          <w:szCs w:val="24"/>
+          <w:u w:val="none"/>
+        </w:rPr>
+      </w:pPr>
+      <w:r>
+        <w:rPr>
+          <w:sz w:val="24"/>
+          <w:szCs w:val="24"/>
+          <w:rtl w:val="0"/>
+        </w:rPr>
+        <w:t xml:space="preserve">“Do not commit adultery.</w:t>
+      </w:r>
+    </w:p>
+    <w:p>
+      <w:pPr>
+        <w:numPr>
+          <w:ilvl w:val="0"/>
+          <w:numId w:val="1"/>
+        </w:numPr>
+        <w:ind w:left="720" w:hanging="360"/>
+        <w:rPr>
+          <w:sz w:val="24"/>
+          <w:szCs w:val="24"/>
+          <w:u w:val="none"/>
+        </w:rPr>
+      </w:pPr>
+      <w:r>
+        <w:rPr>
+          <w:sz w:val="24"/>
+          <w:szCs w:val="24"/>
+          <w:rtl w:val="0"/>
+        </w:rPr>
+        <w:t xml:space="preserve">“Do not steal.</w:t>
+      </w:r>
+    </w:p>
+    <w:p>
+      <w:pPr>
+        <w:numPr>
+          <w:ilvl w:val="0"/>
+          <w:numId w:val="1"/>
+        </w:numPr>
+        <w:ind w:left="720" w:hanging="360"/>
+        <w:rPr>
+          <w:sz w:val="24"/>
+          <w:szCs w:val="24"/>
+          <w:u w:val="none"/>
+        </w:rPr>
+      </w:pPr>
+      <w:r>
+        <w:rPr>
+          <w:sz w:val="24"/>
+          <w:szCs w:val="24"/>
+          <w:rtl w:val="0"/>
+        </w:rPr>
+        <w:t xml:space="preserve">“Do not bear false witness against your neighbor.</w:t>
+      </w:r>
+    </w:p>
+    <w:p>
+      <w:pPr>
+        <w:numPr>
+          <w:ilvl w:val="0"/>
+          <w:numId w:val="1"/>
+        </w:numPr>
+        <w:ind w:left="720" w:hanging="360"/>
+        <w:rPr>
+          <w:sz w:val="24"/>
+          <w:szCs w:val="24"/>
+          <w:u w:val="none"/>
+        </w:rPr>
+      </w:pPr>
+      <w:r>
+        <w:rPr>
+          <w:sz w:val="24"/>
+          <w:szCs w:val="24"/>
+          <w:rtl w:val="0"/>
+        </w:rPr>
+        <w:t xml:space="preserve">“Do not covet your neighbor’s house, your neighbor’s wife, his manservant, his maidservant, his ox, his donkey, or anything that is your neighbor’s.”</w:t>
+      </w:r>
+    </w:p>
+    <w:p>
+      <w:pPr>
+        <w:rPr>
+          <w:sz w:val="24"/>
+          <w:szCs w:val="24"/>
+        </w:rPr>
+      </w:pPr>
+      <w:r>
+        <w:rPr>
+          <w:rtl w:val="0"/>
+        </w:rPr>
+      </w:r>
+    </w:p>
+    <w:p>
+      <w:pPr>
+        <w:rPr>
+          <w:sz w:val="24"/>
+          <w:szCs w:val="24"/>
+        </w:rPr>
+      </w:pPr>
+      <w:r>
+        <w:rPr>
+          <w:rtl w:val="0"/>
+        </w:rPr>
+      </w:r>
+    </w:p>
+    <w:p>
+      <w:pPr>
+        <w:rPr>
+          <w:sz w:val="24"/>
+          <w:szCs w:val="24"/>
+        </w:rPr>
+      </w:pPr>
+      <w:r>
+        <w:rPr>
+          <w:rtl w:val="0"/>
+        </w:rPr>
+      </w:r>
+    </w:p>
+    <w:p>
+      <w:pPr>
+        <w:rPr>
+          <w:sz w:val="24"/>
+          <w:szCs w:val="24"/>
+        </w:rPr>
+      </w:pPr>
+      <w:r>
+        <w:rPr>
+          <w:rtl w:val="0"/>
+        </w:rPr>
+      </w:r>
+    </w:p>
+    <w:p>
+      <w:pPr>
+        <w:rPr>
+          <w:sz w:val="24"/>
+          <w:szCs w:val="24"/>
+        </w:rPr>
+      </w:pPr>
+      <w:r>
+        <w:rPr>
+          <w:rtl w:val="0"/>
+        </w:rPr>
+      </w:r>
+    </w:p>
+    <w:p>
+      <w:pPr>
+        <w:rPr>
+          <w:sz w:val="24"/>
+          <w:szCs w:val="24"/>
+        </w:rPr>
+      </w:pPr>
+      <w:r>
+        <w:rPr>
+          <w:rtl w:val="0"/>
+        </w:rPr>
+      </w:r>
+    </w:p>
+    <w:p>
+      <w:pPr>
+        <w:jc w:val="center"/>
         <w:rPr>
           <w:b w:val="1"/>
           <w:bCs w:val="1"/>
-          <w:sz w:val="24"/>
-          <w:szCs w:val="24"/>
-        </w:rPr>
-      </w:pPr>
-      <w:r>
-        <w:rPr>
-          <w:rtl w:val="0"/>
-        </w:rPr>
-      </w:r>
-    </w:p>
-    <w:p>
-      <w:pPr>
-        <w:numPr>
-          <w:ilvl w:val="0"/>
-          <w:numId w:val="1"/>
-        </w:numPr>
-        <w:ind w:left="720" w:hanging="360"/>
-        <w:rPr>
-          <w:sz w:val="24"/>
-          <w:szCs w:val="24"/>
-          <w:u w:val="none"/>
-        </w:rPr>
-      </w:pPr>
-      <w:r>
-        <w:rPr>
-          <w:sz w:val="24"/>
-          <w:szCs w:val="24"/>
-          <w:rtl w:val="0"/>
-        </w:rPr>
-        <w:t xml:space="preserve">Text</w:t>
-      </w:r>
-    </w:p>
-    <w:p>
-      <w:pPr>
-        <w:rPr>
-          <w:sz w:val="24"/>
-          <w:szCs w:val="24"/>
-        </w:rPr>
-      </w:pPr>
-      <w:r>
-        <w:rPr>
-          <w:rtl w:val="0"/>
-        </w:rPr>
-      </w:r>
-    </w:p>
-    <w:p>
-      <w:pPr>
-        <w:rPr>
-          <w:sz w:val="24"/>
-          <w:szCs w:val="24"/>
-        </w:rPr>
-      </w:pPr>
-      <w:r>
-        <w:rPr>
-          <w:rtl w:val="0"/>
-        </w:rPr>
-      </w:r>
-    </w:p>
-    <w:p>
-      <w:pPr>
-        <w:ind w:firstLine="720"/>
+          <w:color w:val="999999"/>
+          <w:sz w:val="24"/>
+          <w:szCs w:val="24"/>
+        </w:rPr>
+      </w:pPr>
+      <w:r>
         <w:rPr>
           <w:b w:val="1"/>
           <w:bCs w:val="1"/>
-          <w:sz w:val="24"/>
-          <w:szCs w:val="24"/>
-        </w:rPr>
-      </w:pPr>
-      <w:r>
-        <w:rPr>
-          <w:b w:val="1"/>
-          <w:bCs w:val="1"/>
-          <w:sz w:val="24"/>
-          <w:szCs w:val="24"/>
-          <w:rtl w:val="0"/>
-        </w:rPr>
-        <w:t xml:space="preserve">(Section Title)</w:t>
-      </w:r>
-    </w:p>
-    <w:p>
-      <w:pPr>
-        <w:ind w:firstLine="720"/>
-        <w:rPr>
-          <w:b w:val="1"/>
-          <w:bCs w:val="1"/>
-          <w:sz w:val="24"/>
-          <w:szCs w:val="24"/>
-        </w:rPr>
-      </w:pPr>
-      <w:r>
-        <w:rPr>
-          <w:rtl w:val="0"/>
-        </w:rPr>
-      </w:r>
-    </w:p>
-    <w:p>
-      <w:pPr>
-        <w:numPr>
-          <w:ilvl w:val="0"/>
-          <w:numId w:val="1"/>
-        </w:numPr>
-        <w:ind w:left="720" w:hanging="360"/>
-        <w:rPr>
-          <w:sz w:val="24"/>
-          <w:szCs w:val="24"/>
-          <w:u w:val="none"/>
-        </w:rPr>
-      </w:pPr>
-      <w:r>
-        <w:rPr>
-          <w:sz w:val="24"/>
-          <w:szCs w:val="24"/>
-          <w:rtl w:val="0"/>
-        </w:rPr>
-        <w:t xml:space="preserve">Text</w:t>
-      </w:r>
-    </w:p>
-    <w:p>
-      <w:pPr>
-        <w:rPr>
-          <w:sz w:val="24"/>
-          <w:szCs w:val="24"/>
-        </w:rPr>
-      </w:pPr>
-      <w:r>
-        <w:rPr>
-          <w:rtl w:val="0"/>
-        </w:rPr>
+          <w:color w:val="999999"/>
+          <w:sz w:val="24"/>
+          <w:szCs w:val="24"/>
+          <w:rtl w:val="0"/>
+        </w:rPr>
+        <w:t xml:space="preserve">Shemot</w:t>
       </w:r>
     </w:p>
     <w:p>
       <w:pPr>
         <w:jc w:val="center"/>
+        <w:rPr>
+          <w:sz w:val="24"/>
+          <w:szCs w:val="24"/>
+        </w:rPr>
+      </w:pPr>
+      <w:r>
         <w:rPr>
           <w:b w:val="1"/>
           <w:bCs w:val="1"/>
           <w:sz w:val="40"/>
           <w:szCs w:val="40"/>
-        </w:rPr>
-      </w:pPr>
-      <w:r>
+          <w:rtl w:val="0"/>
+        </w:rPr>
+        <w:t xml:space="preserve">20</w:t>
+      </w:r>
+      <w:r>
+        <w:rPr>
+          <w:rtl w:val="0"/>
+        </w:rPr>
+      </w:r>
+    </w:p>
+    <w:p>
+      <w:pPr>
+        <w:rPr>
+          <w:sz w:val="24"/>
+          <w:szCs w:val="24"/>
+        </w:rPr>
+      </w:pPr>
+      <w:r>
+        <w:rPr>
+          <w:rtl w:val="0"/>
+        </w:rPr>
+      </w:r>
+    </w:p>
+    <w:p>
+      <w:pPr>
+        <w:ind w:firstLine="720"/>
         <w:rPr>
           <w:b w:val="1"/>
           <w:bCs w:val="1"/>
-          <w:color w:val="999999"/>
-          <w:sz w:val="24"/>
-          <w:szCs w:val="24"/>
-          <w:rtl w:val="0"/>
-        </w:rPr>
-        <w:t xml:space="preserve">(Book Title)</w:t>
-      </w:r>
-      <w:r>
-        <w:rPr>
-          <w:rtl w:val="0"/>
-        </w:rPr>
-      </w:r>
-    </w:p>
-    <w:p>
-      <w:pPr>
-        <w:jc w:val="center"/>
+          <w:sz w:val="24"/>
+          <w:szCs w:val="24"/>
+        </w:rPr>
+      </w:pPr>
+      <w:r>
         <w:rPr>
           <w:b w:val="1"/>
           <w:bCs w:val="1"/>
-          <w:sz w:val="40"/>
-          <w:szCs w:val="40"/>
-        </w:rPr>
-      </w:pPr>
-      <w:r>
+          <w:sz w:val="24"/>
+          <w:szCs w:val="24"/>
+          <w:rtl w:val="0"/>
+        </w:rPr>
+        <w:t xml:space="preserve">(Section Title)</w:t>
+      </w:r>
+    </w:p>
+    <w:p>
+      <w:pPr>
+        <w:ind w:firstLine="720"/>
         <w:rPr>
           <w:b w:val="1"/>
           <w:bCs w:val="1"/>
-          <w:sz w:val="40"/>
-          <w:szCs w:val="40"/>
-          <w:rtl w:val="0"/>
-        </w:rPr>
-        <w:t xml:space="preserve">1</w:t>
-      </w:r>
-    </w:p>
-    <w:p>
-      <w:pPr>
+          <w:sz w:val="24"/>
+          <w:szCs w:val="24"/>
+        </w:rPr>
+      </w:pPr>
+      <w:r>
+        <w:rPr>
+          <w:rtl w:val="0"/>
+        </w:rPr>
+      </w:r>
+    </w:p>
+    <w:p>
+      <w:pPr>
+        <w:numPr>
+          <w:ilvl w:val="0"/>
+          <w:numId w:val="1"/>
+        </w:numPr>
+        <w:ind w:left="720" w:hanging="360"/>
+        <w:rPr>
+          <w:sz w:val="24"/>
+          <w:szCs w:val="24"/>
+          <w:u w:val="none"/>
+        </w:rPr>
+      </w:pPr>
+      <w:r>
+        <w:rPr>
+          <w:sz w:val="24"/>
+          <w:szCs w:val="24"/>
+          <w:rtl w:val="0"/>
+        </w:rPr>
+        <w:t xml:space="preserve">All the people witnessed the thundering and the lightning, and the sound of the shofar, and the mountain smoking. When the people saw it, they trembled and stood far off.</w:t>
+      </w:r>
+    </w:p>
+    <w:p>
+      <w:pPr>
+        <w:numPr>
+          <w:ilvl w:val="0"/>
+          <w:numId w:val="1"/>
+        </w:numPr>
+        <w:ind w:left="720" w:hanging="360"/>
+        <w:rPr>
+          <w:sz w:val="24"/>
+          <w:szCs w:val="24"/>
+          <w:u w:val="none"/>
+        </w:rPr>
+      </w:pPr>
+      <w:r>
+        <w:rPr>
+          <w:sz w:val="24"/>
+          <w:szCs w:val="24"/>
+          <w:rtl w:val="0"/>
+        </w:rPr>
+        <w:t xml:space="preserve">So they said to Moses, “You, speak to us, and we will listen, but do not let Elohim speak to us, or we will die.”</w:t>
+      </w:r>
+    </w:p>
+    <w:p>
+      <w:pPr>
+        <w:numPr>
+          <w:ilvl w:val="0"/>
+          <w:numId w:val="1"/>
+        </w:numPr>
+        <w:ind w:left="720" w:hanging="360"/>
+        <w:rPr>
+          <w:sz w:val="24"/>
+          <w:szCs w:val="24"/>
+          <w:u w:val="none"/>
+        </w:rPr>
+      </w:pPr>
+      <w:r>
+        <w:rPr>
+          <w:sz w:val="24"/>
+          <w:szCs w:val="24"/>
+          <w:rtl w:val="0"/>
+        </w:rPr>
+        <w:t xml:space="preserve">So Moses said to the people, “Do not be afraid, for Elohim has come to test you, so that His fear may be in you, so that you do not sin.”</w:t>
+      </w:r>
+    </w:p>
+    <w:p>
+      <w:pPr>
+        <w:numPr>
+          <w:ilvl w:val="0"/>
+          <w:numId w:val="1"/>
+        </w:numPr>
+        <w:ind w:left="720" w:hanging="360"/>
+        <w:rPr>
+          <w:sz w:val="24"/>
+          <w:szCs w:val="24"/>
+          <w:u w:val="none"/>
+        </w:rPr>
+      </w:pPr>
+      <w:r>
+        <w:rPr>
+          <w:sz w:val="24"/>
+          <w:szCs w:val="24"/>
+          <w:rtl w:val="0"/>
+        </w:rPr>
+        <w:t xml:space="preserve">The people stood far off, while Moses drew near to the thick darkness where HaElohim was.</w:t>
+      </w:r>
+    </w:p>
+    <w:p>
+      <w:pPr>
+        <w:rPr>
+          <w:sz w:val="24"/>
+          <w:szCs w:val="24"/>
+        </w:rPr>
+      </w:pPr>
+      <w:r>
+        <w:rPr>
+          <w:rtl w:val="0"/>
+        </w:rPr>
+      </w:r>
+    </w:p>
+    <w:p>
+      <w:pPr>
+        <w:rPr>
+          <w:sz w:val="24"/>
+          <w:szCs w:val="24"/>
+        </w:rPr>
+      </w:pPr>
+      <w:r>
+        <w:rPr>
+          <w:rtl w:val="0"/>
+        </w:rPr>
+      </w:r>
+    </w:p>
+    <w:p>
+      <w:pPr>
+        <w:ind w:firstLine="720"/>
         <w:rPr>
           <w:b w:val="1"/>
           <w:bCs w:val="1"/>
@@ -277,45 +794,139 @@
       </w:pPr>
       <w:r>
         <w:rPr>
-          <w:rtl w:val="0"/>
-        </w:rPr>
-      </w:r>
-    </w:p>
-    <w:p>
-      <w:pPr>
-        <w:rPr>
           <w:b w:val="1"/>
           <w:bCs w:val="1"/>
           <w:sz w:val="24"/>
           <w:szCs w:val="24"/>
-        </w:rPr>
-      </w:pPr>
-      <w:r>
-        <w:rPr>
-          <w:rtl w:val="0"/>
-        </w:rPr>
-      </w:r>
-    </w:p>
-    <w:p>
-      <w:pPr>
-        <w:numPr>
-          <w:ilvl w:val="0"/>
-          <w:numId w:val="1"/>
-        </w:numPr>
-        <w:ind w:left="720" w:hanging="360"/>
-        <w:rPr>
-          <w:sz w:val="24"/>
-          <w:szCs w:val="24"/>
-          <w:u w:val="none"/>
-        </w:rPr>
-      </w:pPr>
-      <w:r>
-        <w:rPr>
-          <w:sz w:val="24"/>
-          <w:szCs w:val="24"/>
-          <w:rtl w:val="0"/>
-        </w:rPr>
-        <w:t xml:space="preserve">Text</w:t>
+          <w:rtl w:val="0"/>
+        </w:rPr>
+        <w:t xml:space="preserve">(Section Title)</w:t>
+      </w:r>
+    </w:p>
+    <w:p>
+      <w:pPr>
+        <w:ind w:firstLine="720"/>
+        <w:rPr>
+          <w:b w:val="1"/>
+          <w:bCs w:val="1"/>
+          <w:sz w:val="24"/>
+          <w:szCs w:val="24"/>
+        </w:rPr>
+      </w:pPr>
+      <w:r>
+        <w:rPr>
+          <w:rtl w:val="0"/>
+        </w:rPr>
+      </w:r>
+    </w:p>
+    <w:p>
+      <w:pPr>
+        <w:numPr>
+          <w:ilvl w:val="0"/>
+          <w:numId w:val="1"/>
+        </w:numPr>
+        <w:ind w:left="720" w:hanging="360"/>
+        <w:rPr>
+          <w:sz w:val="24"/>
+          <w:szCs w:val="24"/>
+          <w:u w:val="none"/>
+        </w:rPr>
+      </w:pPr>
+      <w:r>
+        <w:rPr>
+          <w:sz w:val="24"/>
+          <w:szCs w:val="24"/>
+          <w:rtl w:val="0"/>
+        </w:rPr>
+        <w:t xml:space="preserve">Then EH’YEH said to Moses, “Say this to Bnei-Yisrael: You yourselves have seen that I have spoken to you from heaven.</w:t>
+      </w:r>
+    </w:p>
+    <w:p>
+      <w:pPr>
+        <w:numPr>
+          <w:ilvl w:val="0"/>
+          <w:numId w:val="1"/>
+        </w:numPr>
+        <w:ind w:left="720" w:hanging="360"/>
+        <w:rPr>
+          <w:sz w:val="24"/>
+          <w:szCs w:val="24"/>
+          <w:u w:val="none"/>
+        </w:rPr>
+      </w:pPr>
+      <w:r>
+        <w:rPr>
+          <w:sz w:val="24"/>
+          <w:szCs w:val="24"/>
+          <w:rtl w:val="0"/>
+        </w:rPr>
+        <w:t xml:space="preserve">Do not make idols of silver alongside Me, and do not make idols of gold for yourselves.</w:t>
+      </w:r>
+    </w:p>
+    <w:p>
+      <w:pPr>
+        <w:numPr>
+          <w:ilvl w:val="0"/>
+          <w:numId w:val="1"/>
+        </w:numPr>
+        <w:ind w:left="720" w:hanging="360"/>
+        <w:rPr>
+          <w:sz w:val="24"/>
+          <w:szCs w:val="24"/>
+          <w:u w:val="none"/>
+        </w:rPr>
+      </w:pPr>
+      <w:r>
+        <w:rPr>
+          <w:sz w:val="24"/>
+          <w:szCs w:val="24"/>
+          <w:rtl w:val="0"/>
+        </w:rPr>
+        <w:t xml:space="preserve">You are to make an altar of earth for Me, and there you will sacrifice your burnt offerings, your fellowship offerings—your sheep and your cattle. In every place where I cause My name to be mentioned I will come to you and bless you.</w:t>
+      </w:r>
+    </w:p>
+    <w:p>
+      <w:pPr>
+        <w:numPr>
+          <w:ilvl w:val="0"/>
+          <w:numId w:val="1"/>
+        </w:numPr>
+        <w:ind w:left="720" w:hanging="360"/>
+        <w:rPr>
+          <w:sz w:val="24"/>
+          <w:szCs w:val="24"/>
+          <w:u w:val="none"/>
+        </w:rPr>
+      </w:pPr>
+      <w:r>
+        <w:rPr>
+          <w:sz w:val="24"/>
+          <w:szCs w:val="24"/>
+          <w:rtl w:val="0"/>
+        </w:rPr>
+        <w:t xml:space="preserve">When you make for Me an altar of stones, do not build it from cut stone, for if you use a tool on it, you will have profaned it.</w:t>
+      </w:r>
+    </w:p>
+    <w:p>
+      <w:pPr>
+        <w:numPr>
+          <w:ilvl w:val="0"/>
+          <w:numId w:val="1"/>
+        </w:numPr>
+        <w:ind w:left="720" w:hanging="360"/>
+        <w:rPr>
+          <w:sz w:val="24"/>
+          <w:szCs w:val="24"/>
+          <w:u w:val="none"/>
+        </w:rPr>
+      </w:pPr>
+      <w:r>
+        <w:rPr>
+          <w:sz w:val="24"/>
+          <w:szCs w:val="24"/>
+          <w:rtl w:val="0"/>
+        </w:rPr>
+        <w:t xml:space="preserve">Nor are you to go up to My altar on steps, so that your nakedness would not be uncovered while on it.”</w:t>
       </w:r>
     </w:p>
     <w:sectPr>
